--- a/trueglide/controle/TG-P3A_fiche.docx
+++ b/trueglide/controle/TG-P3A_fiche.docx
@@ -522,6 +522,23 @@
         <w:rPr>
           <w:rFonts w:ascii="Consolas" w:cs="Consolas" w:eastAsia="Consolas" w:hAnsi="Consolas"/>
         </w:rPr>
+        <w:t xml:space="preserve">set dshot_edt = ON</w:t>
+      </w:r>
+      <w:r>
+        <w:t xml:space="preserve">, Entrée (sans lui, la carte ne reçoit pas la température des ESC et l'OSD affiche</w:t>
+      </w:r>
+    </w:p>
+    <w:p>
+      <w:pPr>
+        <w:spacing w:after="100"/>
+      </w:pPr>
+      <w:r>
+        <w:t xml:space="preserve">0 °C), puis </w:t>
+      </w:r>
+      <w:r>
+        <w:rPr>
+          <w:rFonts w:ascii="Consolas" w:cs="Consolas" w:eastAsia="Consolas" w:hAnsi="Consolas"/>
+        </w:rPr>
         <w:t xml:space="preserve">set power_guard_esc_temp = 30</w:t>
       </w:r>
       <w:r>
@@ -534,15 +551,7 @@
         <w:t xml:space="preserve">save</w:t>
       </w:r>
       <w:r>
-        <w:t xml:space="preserve">, Entrée. « Déconnecter »,</w:t>
-      </w:r>
-    </w:p>
-    <w:p>
-      <w:pPr>
-        <w:spacing w:after="100"/>
-      </w:pPr>
-      <w:r>
-        <w:t xml:space="preserve">débrancher l'USB.</w:t>
+        <w:t xml:space="preserve">, Entrée. « Déconnecter », débrancher l'USB.</w:t>
       </w:r>
     </w:p>
     <w:p>
@@ -570,6 +579,23 @@
       </w:r>
       <w:r>
         <w:t xml:space="preserve">, Entrée, puis </w:t>
+      </w:r>
+      <w:r>
+        <w:rPr>
+          <w:rFonts w:ascii="Consolas" w:cs="Consolas" w:eastAsia="Consolas" w:hAnsi="Consolas"/>
+        </w:rPr>
+        <w:t xml:space="preserve">set dshot_edt = OFF</w:t>
+      </w:r>
+      <w:r>
+        <w:t xml:space="preserve">, Entrée,</w:t>
+      </w:r>
+    </w:p>
+    <w:p>
+      <w:pPr>
+        <w:spacing w:after="100"/>
+      </w:pPr>
+      <w:r>
+        <w:t xml:space="preserve">puis </w:t>
       </w:r>
       <w:r>
         <w:rPr>
@@ -620,7 +646,7 @@
               <w:t xml:space="preserve">TG-P3A-2.1 </w:t>
             </w:r>
             <w:r>
-              <w:t xml:space="preserve">Armé : l'OSD affiche « ESC HOT » suivi d'un pourcentage ?</w:t>
+              <w:t xml:space="preserve">Armé : l'élément de température des ESC de l'OSD affiche une valeur proche de celles notées au début (pas 0 °C) ?</w:t>
             </w:r>
           </w:p>
         </w:tc>
@@ -698,7 +724,7 @@
               <w:t xml:space="preserve">TG-P3A-2.2 </w:t>
             </w:r>
             <w:r>
-              <w:t xml:space="preserve">Pendant « ESC HOT », les moteurs tournent toujours (ils ne se coupent pas) ?</w:t>
+              <w:t xml:space="preserve">Armé : l'OSD affiche « ESC HOT » suivi d'un pourcentage ?</w:t>
             </w:r>
           </w:p>
         </w:tc>
@@ -774,6 +800,84 @@
                 <w:bCs/>
               </w:rPr>
               <w:t xml:space="preserve">TG-P3A-2.3 </w:t>
+            </w:r>
+            <w:r>
+              <w:t xml:space="preserve">Pendant « ESC HOT », les moteurs tournent toujours (ils ne se coupent pas) ?</w:t>
+            </w:r>
+          </w:p>
+        </w:tc>
+        <w:tc>
+          <w:tcPr>
+            <w:tcW w:type="dxa" w:w="1899"/>
+            <w:tcMar>
+              <w:top w:type="dxa" w:w="60"/>
+              <w:left w:type="dxa" w:w="100"/>
+              <w:bottom w:type="dxa" w:w="60"/>
+              <w:right w:type="dxa" w:w="100"/>
+            </w:tcMar>
+          </w:tcPr>
+          <w:p>
+            <w:pPr>
+              <w:jc w:val="center"/>
+            </w:pPr>
+            <w:sdt>
+              <w:sdtPr>
+                <w14:checkbox>
+                  <w14:checked w14:val="0"/>
+                  <w14:checkedState w14:val="2612" w14:font="MS Gothic"/>
+                  <w14:uncheckedState w14:val="2610" w14:font="MS Gothic"/>
+                </w14:checkbox>
+              </w:sdtPr>
+              <w:sdtContent>
+                <w:r>
+                  <w:sym w:char="2610" w:font="MS Gothic"/>
+                </w:r>
+              </w:sdtContent>
+            </w:sdt>
+            <w:r>
+              <w:t xml:space="preserve"> oui   </w:t>
+            </w:r>
+            <w:sdt>
+              <w:sdtPr>
+                <w14:checkbox>
+                  <w14:checked w14:val="0"/>
+                  <w14:checkedState w14:val="2612" w14:font="MS Gothic"/>
+                  <w14:uncheckedState w14:val="2610" w14:font="MS Gothic"/>
+                </w14:checkbox>
+              </w:sdtPr>
+              <w:sdtContent>
+                <w:r>
+                  <w:sym w:char="2610" w:font="MS Gothic"/>
+                </w:r>
+              </w:sdtContent>
+            </w:sdt>
+            <w:r>
+              <w:t xml:space="preserve"> non</w:t>
+            </w:r>
+          </w:p>
+        </w:tc>
+      </w:tr>
+      <w:tr>
+        <w:trPr>
+          <w:cantSplit/>
+        </w:trPr>
+        <w:tc>
+          <w:tcPr>
+            <w:tcW w:type="dxa" w:w="7740"/>
+            <w:tcMar>
+              <w:top w:type="dxa" w:w="60"/>
+              <w:left w:type="dxa" w:w="100"/>
+              <w:bottom w:type="dxa" w:w="60"/>
+              <w:right w:type="dxa" w:w="100"/>
+            </w:tcMar>
+          </w:tcPr>
+          <w:p>
+            <w:r>
+              <w:rPr>
+                <w:b/>
+                <w:bCs/>
+              </w:rPr>
+              <w:t xml:space="preserve">TG-P3A-2.4 </w:t>
             </w:r>
             <w:r>
               <w:t xml:space="preserve">Après l'étape 3, Tableau de bord : Protection anti-surchauffe sur « Désactivé » ?</w:t>
@@ -1128,6 +1232,15 @@
         <w:rPr>
           <w:rFonts w:ascii="Consolas" w:cs="Consolas" w:eastAsia="Consolas" w:hAnsi="Consolas"/>
         </w:rPr>
+        <w:t xml:space="preserve">set dshot_edt = ON</w:t>
+      </w:r>
+      <w:r>
+        <w:t xml:space="preserve">, Entrée, puis </w:t>
+      </w:r>
+      <w:r>
+        <w:rPr>
+          <w:rFonts w:ascii="Consolas" w:cs="Consolas" w:eastAsia="Consolas" w:hAnsi="Consolas"/>
+        </w:rPr>
         <w:t xml:space="preserve">set crsf_tlm_esc_temp = ON</w:t>
       </w:r>
       <w:r>
@@ -1140,7 +1253,15 @@
         <w:t xml:space="preserve">save</w:t>
       </w:r>
       <w:r>
-        <w:t xml:space="preserve">, Entrée. « Déconnecter », débrancher l'USB.</w:t>
+        <w:t xml:space="preserve">, Entrée.</w:t>
+      </w:r>
+    </w:p>
+    <w:p>
+      <w:pPr>
+        <w:spacing w:after="100"/>
+      </w:pPr>
+      <w:r>
+        <w:t xml:space="preserve">« Déconnecter », débrancher l'USB.</w:t>
       </w:r>
     </w:p>
     <w:p>
@@ -1149,7 +1270,7 @@
         <w:ind w:left="360" w:hanging="360"/>
       </w:pPr>
       <w:r>
-        <w:t xml:space="preserve">2.	Brancher la batterie, radio allumée. Radio : page « Télémesure » du modèle, « Découvrir de nouveaux capteurs »,</w:t>
+        <w:t xml:space="preserve">2.	Brancher la batterie, radio allumée. Armer 3 secondes, gaz en bas, puis désarmer (la carte demande la température aux</w:t>
       </w:r>
     </w:p>
     <w:p>
@@ -1157,7 +1278,7 @@
         <w:spacing w:after="100"/>
       </w:pPr>
       <w:r>
-        <w:t xml:space="preserve">attendre 10 secondes, « Arrêter ». Débrancher la batterie.</w:t>
+        <w:t xml:space="preserve">ESC à l'armement). Radio : page « Télémesure » du modèle, « Découvrir de nouveaux capteurs », attendre 10 secondes, « Arrêter ». Débrancher la batterie.</w:t>
       </w:r>
     </w:p>
     <w:p>
@@ -1176,6 +1297,23 @@
       </w:r>
       <w:r>
         <w:t xml:space="preserve">, Entrée, puis </w:t>
+      </w:r>
+      <w:r>
+        <w:rPr>
+          <w:rFonts w:ascii="Consolas" w:cs="Consolas" w:eastAsia="Consolas" w:hAnsi="Consolas"/>
+        </w:rPr>
+        <w:t xml:space="preserve">set dshot_edt = OFF</w:t>
+      </w:r>
+      <w:r>
+        <w:t xml:space="preserve">, Entrée,</w:t>
+      </w:r>
+    </w:p>
+    <w:p>
+      <w:pPr>
+        <w:spacing w:after="100"/>
+      </w:pPr>
+      <w:r>
+        <w:t xml:space="preserve">puis </w:t>
       </w:r>
       <w:r>
         <w:rPr>

--- a/trueglide/controle/TG-P3A_fiche.docx
+++ b/trueglide/controle/TG-P3A_fiche.docx
@@ -111,15 +111,7 @@
         <w:ind w:left="360" w:hanging="360"/>
       </w:pPr>
       <w:r>
-        <w:t xml:space="preserve">3.	Onglet Moteurs : noter dans « Autres remarques » les températures des 4 ESC au repos (ligne « Temp »), batterie</w:t>
-      </w:r>
-    </w:p>
-    <w:p>
-      <w:pPr>
-        <w:spacing w:after="100"/>
-      </w:pPr>
-      <w:r>
-        <w:t xml:space="preserve">branchée. Débrancher la batterie.</w:t>
+        <w:t xml:space="preserve">3.	Onglet Moteurs : noter dans « Autres remarques » les températures des 4 ESC au repos (ligne « Temp »), batterie branchée. Débrancher la batterie.</w:t>
       </w:r>
     </w:p>
     <w:p>
@@ -179,15 +171,7 @@
         <w:ind w:left="360" w:hanging="360"/>
       </w:pPr>
       <w:r>
-        <w:t xml:space="preserve">2.	Brancher la batterie, lunettes allumées. Armer, monter doucement les gaz jusqu'en haut, rester 3 secondes, redescendre,</w:t>
-      </w:r>
-    </w:p>
-    <w:p>
-      <w:pPr>
-        <w:spacing w:after="100"/>
-      </w:pPr>
-      <w:r>
-        <w:t xml:space="preserve">désarmer. Débrancher la batterie.</w:t>
+        <w:t xml:space="preserve">2.	Brancher la batterie, lunettes allumées. Armer, monter doucement les gaz jusqu'en haut, rester 3 secondes, redescendre, désarmer. Débrancher la batterie.</w:t>
       </w:r>
     </w:p>
     <w:p>
@@ -215,14 +199,6 @@
       </w:r>
       <w:r>
         <w:t xml:space="preserve">, Entrée. « Connexion ».</w:t>
-      </w:r>
-    </w:p>
-    <w:p>
-      <w:pPr>
-        <w:spacing w:after="100"/>
-      </w:pPr>
-      <w:r>
-        <w:t xml:space="preserve">répondre « non » et noter l'intensité maximale vue dans « Autres remarques ».)</w:t>
       </w:r>
     </w:p>
     <w:tbl>
@@ -264,7 +240,7 @@
               <w:t xml:space="preserve">TG-P3A-1.1 </w:t>
             </w:r>
             <w:r>
-              <w:t xml:space="preserve">Gaz en haut : l'OSD affiche « AMP LIM » suivi d'un pourcentage ? (Si l'intensité de l'OSD n'a jamais dépassé 2 A,</w:t>
+              <w:t xml:space="preserve">Gaz en haut : l'OSD affiche « AMP LIM » suivi d'un pourcentage ? (Si l'intensité de l'OSD n'a jamais dépassé 2 A, répondre « non » et noter l'intensité maximale vue dans « Autres remarques ».)</w:t>
             </w:r>
           </w:p>
         </w:tc>
@@ -525,15 +501,7 @@
         <w:t xml:space="preserve">set dshot_edt = ON</w:t>
       </w:r>
       <w:r>
-        <w:t xml:space="preserve">, Entrée (sans lui, la carte ne reçoit pas la température des ESC et l'OSD affiche</w:t>
-      </w:r>
-    </w:p>
-    <w:p>
-      <w:pPr>
-        <w:spacing w:after="100"/>
-      </w:pPr>
-      <w:r>
-        <w:t xml:space="preserve">0 °C), puis </w:t>
+        <w:t xml:space="preserve">, Entrée (sans lui, la carte ne reçoit pas la température des ESC et l'OSD affiche 0 °C), puis </w:t>
       </w:r>
       <w:r>
         <w:rPr>
@@ -587,15 +555,7 @@
         <w:t xml:space="preserve">set dshot_edt = OFF</w:t>
       </w:r>
       <w:r>
-        <w:t xml:space="preserve">, Entrée,</w:t>
-      </w:r>
-    </w:p>
-    <w:p>
-      <w:pPr>
-        <w:spacing w:after="100"/>
-      </w:pPr>
-      <w:r>
-        <w:t xml:space="preserve">puis </w:t>
+        <w:t xml:space="preserve">, Entrée, puis </w:t>
       </w:r>
       <w:r>
         <w:rPr>
@@ -993,15 +953,7 @@
         <w:ind w:left="360" w:hanging="360"/>
       </w:pPr>
       <w:r>
-        <w:t xml:space="preserve">2.	Brancher la batterie, lunettes allumées. Armer, puis pendant 30 secondes monter et descendre les gaz, doucement puis</w:t>
-      </w:r>
-    </w:p>
-    <w:p>
-      <w:pPr>
-        <w:spacing w:after="100"/>
-      </w:pPr>
-      <w:r>
-        <w:t xml:space="preserve">vite, plusieurs fois. Désarmer. Débrancher la batterie.</w:t>
+        <w:t xml:space="preserve">2.	Brancher la batterie, lunettes allumées. Armer, puis pendant 30 secondes monter et descendre les gaz, doucement puis vite, plusieurs fois. Désarmer. Débrancher la batterie.</w:t>
       </w:r>
     </w:p>
     <w:p>
@@ -1253,15 +1205,7 @@
         <w:t xml:space="preserve">save</w:t>
       </w:r>
       <w:r>
-        <w:t xml:space="preserve">, Entrée.</w:t>
-      </w:r>
-    </w:p>
-    <w:p>
-      <w:pPr>
-        <w:spacing w:after="100"/>
-      </w:pPr>
-      <w:r>
-        <w:t xml:space="preserve">« Déconnecter », débrancher l'USB.</w:t>
+        <w:t xml:space="preserve">, Entrée. « Déconnecter », débrancher l'USB.</w:t>
       </w:r>
     </w:p>
     <w:p>
@@ -1270,15 +1214,7 @@
         <w:ind w:left="360" w:hanging="360"/>
       </w:pPr>
       <w:r>
-        <w:t xml:space="preserve">2.	Brancher la batterie, radio allumée. Armer 3 secondes, gaz en bas, puis désarmer (la carte demande la température aux</w:t>
-      </w:r>
-    </w:p>
-    <w:p>
-      <w:pPr>
-        <w:spacing w:after="100"/>
-      </w:pPr>
-      <w:r>
-        <w:t xml:space="preserve">ESC à l'armement). Radio : page « Télémesure » du modèle, « Découvrir de nouveaux capteurs », attendre 10 secondes, « Arrêter ». Débrancher la batterie.</w:t>
+        <w:t xml:space="preserve">2.	Brancher la batterie, radio allumée. Armer 3 secondes, gaz en bas, puis désarmer (la carte demande la température aux ESC à l'armement). Batterie toujours branchée, radio allumée.</w:t>
       </w:r>
     </w:p>
     <w:p>
@@ -1287,7 +1223,52 @@
         <w:ind w:left="360" w:hanging="360"/>
       </w:pPr>
       <w:r>
-        <w:t xml:space="preserve">3.	Brancher l'USB, « Connexion ». CLI : taper </w:t>
+        <w:t xml:space="preserve">3.	Radio RadioMaster Pocket (EdgeTX), sur le modèle du drone :</w:t>
+      </w:r>
+    </w:p>
+    <w:p>
+      <w:pPr>
+        <w:spacing w:after="40"/>
+        <w:ind w:left="720" w:hanging="360"/>
+      </w:pPr>
+      <w:r>
+        <w:t xml:space="preserve">a.	Appuyer sur la touche « MDL », puis sur « PAGE&gt; » jusqu'à la page « TELEMETRY » (ou « Télémesure »).</w:t>
+      </w:r>
+    </w:p>
+    <w:p>
+      <w:pPr>
+        <w:spacing w:after="40"/>
+        <w:ind w:left="720" w:hanging="360"/>
+      </w:pPr>
+      <w:r>
+        <w:t xml:space="preserve">b.	Descendre avec la molette jusqu'à « Discover new » (« Découvrir nouveaux »), appuyer sur la molette : la liste se remplit (RxBt, 1RSS, RQly… déjà connus, plus les nouveaux capteurs en bas).</w:t>
+      </w:r>
+    </w:p>
+    <w:p>
+      <w:pPr>
+        <w:spacing w:after="40"/>
+        <w:ind w:left="720" w:hanging="360"/>
+      </w:pPr>
+      <w:r>
+        <w:t xml:space="preserve">c.	Attendre 10 secondes, puis appuyer de nouveau sur la molette (« Stop discovery » / « Arrêter »).</w:t>
+      </w:r>
+    </w:p>
+    <w:p>
+      <w:pPr>
+        <w:spacing w:after="40"/>
+        <w:ind w:left="720" w:hanging="360"/>
+      </w:pPr>
+      <w:r>
+        <w:t xml:space="preserve">d.	Regarder en bas de la liste : un capteur de température (nom du type « Tmp », « TEMP » ou « Temp1 ») avec une valeur en °C. Noter son nom et sa valeur dans « Autres remarques ». Touche « RTN » pour sortir. Débrancher la batterie.</w:t>
+      </w:r>
+    </w:p>
+    <w:p>
+      <w:pPr>
+        <w:spacing w:after="60"/>
+        <w:ind w:left="360" w:hanging="360"/>
+      </w:pPr>
+      <w:r>
+        <w:t xml:space="preserve">4.	Brancher l'USB, « Connexion ». CLI : taper </w:t>
       </w:r>
       <w:r>
         <w:rPr>
@@ -1305,15 +1286,7 @@
         <w:t xml:space="preserve">set dshot_edt = OFF</w:t>
       </w:r>
       <w:r>
-        <w:t xml:space="preserve">, Entrée,</w:t>
-      </w:r>
-    </w:p>
-    <w:p>
-      <w:pPr>
-        <w:spacing w:after="100"/>
-      </w:pPr>
-      <w:r>
-        <w:t xml:space="preserve">puis </w:t>
+        <w:t xml:space="preserve">, Entrée, puis </w:t>
       </w:r>
       <w:r>
         <w:rPr>
@@ -1323,14 +1296,6 @@
       </w:r>
       <w:r>
         <w:t xml:space="preserve">, Entrée. « Connexion ».</w:t>
-      </w:r>
-    </w:p>
-    <w:p>
-      <w:pPr>
-        <w:spacing w:after="100"/>
-      </w:pPr>
-      <w:r>
-        <w:t xml:space="preserve">températures notées au début ?</w:t>
       </w:r>
     </w:p>
     <w:tbl>
@@ -1372,7 +1337,7 @@
               <w:t xml:space="preserve">TG-P3A-4.1 </w:t>
             </w:r>
             <w:r>
-              <w:t xml:space="preserve">À l'étape 2, un nouveau capteur de température apparaît dans la liste de la radio, avec une valeur proche des</w:t>
+              <w:t xml:space="preserve">À l'étape 3, un nouveau capteur de température apparaît dans la liste de la radio, avec une valeur proche des températures notées au début ? (S'il n'apparaît pas, répondre « non » et noter la version d'EdgeTX : menu « SYS », page « Version ».)</w:t>
             </w:r>
           </w:p>
         </w:tc>
@@ -1485,15 +1450,7 @@
         <w:ind w:left="360" w:hanging="360"/>
       </w:pPr>
       <w:r>
-        <w:t xml:space="preserve">2.	Onglet Modes : sur la ligne SPEEDER, « Ajouter une plage » sur un interrupteur libre de la radio. S'il n'y en a pas,</w:t>
-      </w:r>
-    </w:p>
-    <w:p>
-      <w:pPr>
-        <w:spacing w:after="100"/>
-      </w:pPr>
-      <w:r>
-        <w:t xml:space="preserve">prendre celui d'ALTHOLD (AUX4) : supprimer la plage d'ALTHOLD et mettre SPEEDER sur AUX4, 1900 à 2100. « Enregistrer ». « Déconnecter », débrancher l'USB.</w:t>
+        <w:t xml:space="preserve">2.	Onglet Modes : sur la ligne SPEEDER, « Ajouter une plage » sur un interrupteur libre de la radio. S'il n'y en a pas, prendre celui d'ALTHOLD (AUX4) : supprimer la plage d'ALTHOLD et mettre SPEEDER sur AUX4, 1900 à 2100. « Enregistrer ». « Déconnecter », débrancher l'USB.</w:t>
       </w:r>
     </w:p>
     <w:p>
@@ -1502,15 +1459,7 @@
         <w:ind w:left="360" w:hanging="360"/>
       </w:pPr>
       <w:r>
-        <w:t xml:space="preserve">3.	Brancher la batterie. Interrupteur des modes sur ANGLE. Armer, gaz bas (moteurs au ralenti). Basculer l'interrupteur</w:t>
-      </w:r>
-    </w:p>
-    <w:p>
-      <w:pPr>
-        <w:spacing w:after="100"/>
-      </w:pPr>
-      <w:r>
-        <w:t xml:space="preserve">SPEEDER pendant 3 secondes, puis le remettre. Recommencer une fois. Désarmer. Débrancher la batterie.</w:t>
+        <w:t xml:space="preserve">3.	Brancher la batterie. Interrupteur des modes sur ANGLE. Armer, gaz bas (moteurs au ralenti). Basculer l'interrupteur SPEEDER pendant 3 secondes, puis le remettre. Recommencer une fois. Désarmer. Débrancher la batterie.</w:t>
       </w:r>
     </w:p>
     <w:p>
@@ -1519,15 +1468,7 @@
         <w:ind w:left="360" w:hanging="360"/>
       </w:pPr>
       <w:r>
-        <w:t xml:space="preserve">4.	Brancher l'USB, « Connexion ». Onglet Modes : supprimer la plage SPEEDER (et remettre ALTHOLD sur AUX4, 1900 à 2100, si</w:t>
-      </w:r>
-    </w:p>
-    <w:p>
-      <w:pPr>
-        <w:spacing w:after="100"/>
-      </w:pPr>
-      <w:r>
-        <w:t xml:space="preserve">on l'avait enlevé). « Enregistrer ». CLI : taper </w:t>
+        <w:t xml:space="preserve">4.	Brancher l'USB, « Connexion ». Onglet Modes : supprimer la plage SPEEDER (et remettre ALTHOLD sur AUX4, 1900 à 2100, si on l'avait enlevé). « Enregistrer ». CLI : taper </w:t>
       </w:r>
       <w:r>
         <w:rPr>
